--- a/cf/sh/u/files/u003.docx
+++ b/cf/sh/u/files/u003.docx
@@ -20,7 +20,7 @@
     </w:p>
     <w:p>
       <w:r>
-        <w:t>請針對每個題目，把答案填在「回答：」後面（越具體越好）；填好後請放回您的部門資料夾即可，不需回信。</w:t>
+        <w:t>這份問卷是想更了解您的實際作業，好把您的 AI 助理做得更貼近需求。第一部分請把答案填在「回答：」後面（越具體越好）；第二部分只是先讓您了解，之後用的時候再一起調整，不用現在填。填好後放回您的部門資料夾即可，不需回信。</w:t>
       </w:r>
     </w:p>
     <w:p>
@@ -32,8 +32,16 @@
       </w:r>
     </w:p>
     <w:p>
+      <w:pPr>
+        <w:pStyle w:val="Heading2"/>
+      </w:pPr>
       <w:r>
-        <w:t>1. 飛騰系統匯出的考勤異常 Excel 實際有哪些欄位（姓名、工號、部門、異常日期、異常類型、待辦對象）？能提供一份去識別化樣本嗎？</w:t>
+        <w:t>一、請您提供或確認的事情</w:t>
+      </w:r>
+    </w:p>
+    <w:p>
+      <w:r>
+        <w:t>1. 飛騰系統匯出的『考勤異常』Excel 實際有哪些欄位、長怎樣？給我一份（把員工姓名工號塗掉的）樣本，確認欄名跟代碼跟我做的範例一不一樣。</w:t>
       </w:r>
     </w:p>
     <w:p>
@@ -43,7 +51,7 @@
     </w:p>
     <w:p>
       <w:r>
-        <w:t>2. 公司實際的考勤異常代碼／類型清單與對應處理方式為何？可否向 HR 系統管理者索取？</w:t>
+        <w:t>2. 公司實際的考勤異常類型有哪些（未刷卡、遲到早退、加班沒申請等）？每一種對應的處理方式是什麼？這份清單向誰要？</w:t>
       </w:r>
     </w:p>
     <w:p>
@@ -53,7 +61,7 @@
     </w:p>
     <w:p>
       <w:r>
-        <w:t>3. 截止日『月底最後第 3 個工作日』如何計算？是否需扣除假日？</w:t>
+        <w:t>3. 催繳的截止日怎麼算？『月底最後 3 個工作日』要不要扣掉假日？算法麻煩講清楚。</w:t>
       </w:r>
     </w:p>
     <w:p>
@@ -63,7 +71,7 @@
     </w:p>
     <w:p>
       <w:r>
-        <w:t>4. 催繳信的公司正式用語、署名與聯絡窗口分機為何？</w:t>
+        <w:t>4. 催繳信裡公司正式的用語、署名、聯絡窗口分機是什麼？有沒有現成的信件範本可以給我一份？</w:t>
       </w:r>
     </w:p>
     <w:p>
@@ -73,7 +81,7 @@
     </w:p>
     <w:p>
       <w:r>
-        <w:t>5. 主管與部屬的對應關係（簽核層級表）從哪裡取得？用於主管簽核版分文。</w:t>
+        <w:t>5. 誰是誰的主管（簽核層級表）要給我，才能把『主管要簽核』的那版信寄對人。最後這些信是誰按送出？</w:t>
       </w:r>
     </w:p>
     <w:p>
@@ -82,13 +90,31 @@
       </w:r>
     </w:p>
     <w:p>
+      <w:pPr>
+        <w:pStyle w:val="Heading2"/>
+      </w:pPr>
       <w:r>
-        <w:t>6. 催繳信是逐人一封還是彙整？寄送由誰執行、僅寄給當事人的規則要如何把關？</w:t>
+        <w:t>二、要用了之後、跟 AI 一起調整的事情（先了解即可，不用現在填）</w:t>
       </w:r>
     </w:p>
     <w:p>
       <w:r>
-        <w:t>回答：</w:t>
+        <w:t>• AI 會把異常代碼翻成白話、再依對象分成『員工要補件』和『主管要簽核』兩組；分組或翻譯有錯，請您指出來，我們校準。</w:t>
+      </w:r>
+    </w:p>
+    <w:p>
+      <w:r>
+        <w:t>• 遇到範例代碼表裡沒有的新異常類型，AI 會先標『待補』，請您補上對應說明，之後它就認得。</w:t>
+      </w:r>
+    </w:p>
+    <w:p>
+      <w:r>
+        <w:t>• 信件的稱謂、語氣、截止日寫法是不是公司習慣，實際看過幾封再回饋要不要改。</w:t>
+      </w:r>
+    </w:p>
+    <w:p>
+      <w:r>
+        <w:t>• 碰到特殊情況（例如同一人一堆異常、或跨月的異常），第一次遇到請留給我看，我們把規則補進去。</w:t>
       </w:r>
     </w:p>
     <w:p/>
